--- a/Writing/Paper/Revised files/DOC files/GC-PER-03-2023-001053_response_to_referees.docx
+++ b/Writing/Paper/Revised files/DOC files/GC-PER-03-2023-001053_response_to_referees.docx
@@ -3467,890 +3467,892 @@
           <w:szCs w:val="18"/>
           <w:lang w:val="en-GB"/>
         </w:rPr>
-        <w:t>At the peak of nat</w:t>
+        <w:t>At the peak of natural gas prices, the production costs of fossil ammonia in Europe ranged from 2.1 to 2.5 USD kg</w:t>
+      </w:r>
+      <w:r>
+        <w:rPr>
+          <w:rFonts w:cstheme="minorHAnsi"/>
+          <w:sz w:val="18"/>
+          <w:szCs w:val="18"/>
+          <w:vertAlign w:val="superscript"/>
+          <w:lang w:val="en-GB"/>
+        </w:rPr>
+        <w:t>–1</w:t>
+      </w:r>
+      <w:r>
+        <w:rPr>
+          <w:rFonts w:cstheme="minorHAnsi"/>
+          <w:sz w:val="18"/>
+          <w:szCs w:val="18"/>
+          <w:lang w:val="en-GB"/>
+        </w:rPr>
+        <w:t xml:space="preserve">. </w:t>
+      </w:r>
+      <w:r>
+        <w:rPr>
+          <w:rFonts w:cstheme="minorHAnsi"/>
+          <w:bCs/>
+          <w:sz w:val="18"/>
+          <w:szCs w:val="18"/>
+          <w:lang w:val="en-GB"/>
+        </w:rPr>
+        <w:t>Spain achieved the lowest production cost among European countries, while Denmark had the highest</w:t>
+      </w:r>
+      <w:r>
+        <w:rPr>
+          <w:rFonts w:cstheme="minorHAnsi"/>
+          <w:sz w:val="18"/>
+          <w:szCs w:val="18"/>
+          <w:lang w:val="en-GB"/>
+        </w:rPr>
+        <w:t>. Similarly, the production costs for fossil methanol ranged from 2.1–2.2 USD kg</w:t>
+      </w:r>
+      <w:r>
+        <w:rPr>
+          <w:rFonts w:cstheme="minorHAnsi"/>
+          <w:sz w:val="18"/>
+          <w:szCs w:val="18"/>
+          <w:vertAlign w:val="superscript"/>
+          <w:lang w:val="en-GB"/>
+        </w:rPr>
+        <w:t>–1</w:t>
+      </w:r>
+      <w:r>
+        <w:rPr>
+          <w:rFonts w:cstheme="minorHAnsi"/>
+          <w:sz w:val="18"/>
+          <w:szCs w:val="18"/>
+          <w:lang w:val="en-GB"/>
+        </w:rPr>
+        <w:t xml:space="preserve">. In 2022, France recorded the highest production costs for ammonia and methanol </w:t>
+      </w:r>
+      <w:r>
+        <w:rPr>
+          <w:rFonts w:cstheme="minorHAnsi"/>
+          <w:i/>
+          <w:sz w:val="18"/>
+          <w:szCs w:val="18"/>
+          <w:lang w:val="en-GB"/>
+        </w:rPr>
+        <w:t>via</w:t>
+      </w:r>
+      <w:r>
+        <w:rPr>
+          <w:rFonts w:cstheme="minorHAnsi"/>
+          <w:sz w:val="18"/>
+          <w:szCs w:val="18"/>
+          <w:lang w:val="en-GB"/>
+        </w:rPr>
+        <w:t xml:space="preserve"> the wind pathway at 1.6 USD kg</w:t>
+      </w:r>
+      <w:r>
+        <w:rPr>
+          <w:rFonts w:cstheme="minorHAnsi"/>
+          <w:sz w:val="18"/>
+          <w:szCs w:val="18"/>
+          <w:vertAlign w:val="superscript"/>
+          <w:lang w:val="en-GB"/>
+        </w:rPr>
+        <w:t>–1</w:t>
+      </w:r>
+      <w:r>
+        <w:rPr>
+          <w:rFonts w:cstheme="minorHAnsi"/>
+          <w:sz w:val="18"/>
+          <w:szCs w:val="18"/>
+          <w:lang w:val="en-GB"/>
+        </w:rPr>
+        <w:t xml:space="preserve"> and 2.2 USD kg</w:t>
+      </w:r>
+      <w:r>
+        <w:rPr>
+          <w:rFonts w:cstheme="minorHAnsi"/>
+          <w:sz w:val="18"/>
+          <w:szCs w:val="18"/>
+          <w:vertAlign w:val="superscript"/>
+          <w:lang w:val="en-GB"/>
+        </w:rPr>
+        <w:t>–1</w:t>
+      </w:r>
+      <w:r>
+        <w:rPr>
+          <w:rFonts w:cstheme="minorHAnsi"/>
+          <w:sz w:val="18"/>
+          <w:szCs w:val="18"/>
+          <w:lang w:val="en-GB"/>
+        </w:rPr>
+        <w:t>, respectively, while the Netherlands had the highest production costs for the solar pathway at 2.5 USD kg</w:t>
+      </w:r>
+      <w:r>
+        <w:rPr>
+          <w:rFonts w:cstheme="minorHAnsi"/>
+          <w:sz w:val="18"/>
+          <w:szCs w:val="18"/>
+          <w:vertAlign w:val="superscript"/>
+          <w:lang w:val="en-GB"/>
+        </w:rPr>
+        <w:t>–1</w:t>
+      </w:r>
+      <w:r>
+        <w:rPr>
+          <w:rFonts w:cstheme="minorHAnsi"/>
+          <w:sz w:val="18"/>
+          <w:szCs w:val="18"/>
+          <w:lang w:val="en-GB"/>
+        </w:rPr>
+        <w:t xml:space="preserve"> for ammonia and 3.0 USD kg</w:t>
+      </w:r>
+      <w:r>
+        <w:rPr>
+          <w:rFonts w:cstheme="minorHAnsi"/>
+          <w:sz w:val="18"/>
+          <w:szCs w:val="18"/>
+          <w:vertAlign w:val="superscript"/>
+          <w:lang w:val="en-GB"/>
+        </w:rPr>
+        <w:t xml:space="preserve">–1 </w:t>
+      </w:r>
+      <w:r>
+        <w:rPr>
+          <w:rFonts w:cstheme="minorHAnsi"/>
+          <w:sz w:val="18"/>
+          <w:szCs w:val="18"/>
+          <w:lang w:val="en-GB"/>
+        </w:rPr>
+        <w:t>for methanol. In contrast, Spain demonstrated the lowest production costs for wind-based ammonia at 1.2 USD kg</w:t>
+      </w:r>
+      <w:r>
+        <w:rPr>
+          <w:rFonts w:cstheme="minorHAnsi"/>
+          <w:sz w:val="18"/>
+          <w:szCs w:val="18"/>
+          <w:vertAlign w:val="superscript"/>
+          <w:lang w:val="en-GB"/>
+        </w:rPr>
+        <w:t xml:space="preserve">–1 </w:t>
+      </w:r>
+      <w:r>
+        <w:rPr>
+          <w:rFonts w:cstheme="minorHAnsi"/>
+          <w:sz w:val="18"/>
+          <w:szCs w:val="18"/>
+          <w:lang w:val="en-GB"/>
+        </w:rPr>
+        <w:t>and solar-based ammonia at 2.0 USD kg</w:t>
+      </w:r>
+      <w:r>
+        <w:rPr>
+          <w:rFonts w:cstheme="minorHAnsi"/>
+          <w:sz w:val="18"/>
+          <w:szCs w:val="18"/>
+          <w:vertAlign w:val="superscript"/>
+          <w:lang w:val="en-GB"/>
+        </w:rPr>
+        <w:t>–1</w:t>
+      </w:r>
+      <w:r>
+        <w:rPr>
+          <w:rFonts w:cstheme="minorHAnsi"/>
+          <w:sz w:val="18"/>
+          <w:szCs w:val="18"/>
+          <w:lang w:val="en-GB"/>
+        </w:rPr>
+        <w:t>. Moreover, Spain exhibited the most cost</w:t>
+      </w:r>
+      <w:r>
+        <w:rPr>
+          <w:rFonts w:cstheme="minorHAnsi"/>
+          <w:sz w:val="18"/>
+          <w:szCs w:val="18"/>
+          <w:lang w:val="en-GB"/>
+        </w:rPr>
+        <w:noBreakHyphen/>
+        <w:t>effective wind and solar</w:t>
+      </w:r>
+      <w:r>
+        <w:rPr>
+          <w:rFonts w:cstheme="minorHAnsi"/>
+          <w:sz w:val="18"/>
+          <w:szCs w:val="18"/>
+          <w:lang w:val="en-GB"/>
+        </w:rPr>
+        <w:noBreakHyphen/>
+        <w:t>based methanol production at 1.7 and 2.6 USD kg</w:t>
+      </w:r>
+      <w:r>
+        <w:rPr>
+          <w:rFonts w:cstheme="minorHAnsi"/>
+          <w:sz w:val="18"/>
+          <w:szCs w:val="18"/>
+          <w:vertAlign w:val="superscript"/>
+          <w:lang w:val="en-GB"/>
+        </w:rPr>
+        <w:t>–1</w:t>
+      </w:r>
+      <w:r>
+        <w:rPr>
+          <w:rFonts w:cstheme="minorHAnsi"/>
+          <w:sz w:val="18"/>
+          <w:szCs w:val="18"/>
+          <w:lang w:val="en-GB"/>
+        </w:rPr>
+        <w:t xml:space="preserve">, respectively. </w:t>
+      </w:r>
+      <w:r>
+        <w:rPr>
+          <w:rFonts w:cstheme="minorHAnsi"/>
+          <w:b/>
+          <w:sz w:val="18"/>
+          <w:szCs w:val="18"/>
+          <w:lang w:val="en-GB"/>
+        </w:rPr>
+        <w:t xml:space="preserve">An additional paragraph emphasising the key results from this analysis is included in the revised manuscript </w:t>
+      </w:r>
+      <w:r>
+        <w:rPr>
+          <w:rFonts w:cstheme="minorHAnsi"/>
+          <w:b/>
+          <w:bCs/>
+          <w:sz w:val="18"/>
+          <w:szCs w:val="18"/>
+          <w:lang w:val="en-GB"/>
+        </w:rPr>
+        <w:t>(page 3, line 17, left column).</w:t>
+      </w:r>
+      <w:r>
+        <w:rPr>
+          <w:rFonts w:cstheme="minorHAnsi"/>
+          <w:sz w:val="18"/>
+          <w:szCs w:val="18"/>
+          <w:lang w:val="en-GB"/>
+        </w:rPr>
+        <w:t xml:space="preserve"> </w:t>
+      </w:r>
+      <w:r>
+        <w:rPr>
+          <w:rFonts w:cstheme="minorHAnsi"/>
+          <w:b/>
+          <w:sz w:val="18"/>
+          <w:szCs w:val="18"/>
+          <w:lang w:val="en-GB"/>
+        </w:rPr>
+        <w:t xml:space="preserve">In addition to Figures S9 and S10, Tables S9 and S10 were included in the ESI, presenting the regional data for the levelised cost of electricity and hydrogen for solar and wind, respectively. Furthermore, Section 5 of the ESI was revised to incorporate the methodology used to calculate the regional costs. </w:t>
+      </w:r>
+    </w:p>
+    <w:p>
+      <w:pPr>
+        <w:spacing w:after="0" w:line="288" w:lineRule="auto"/>
+        <w:jc w:val="both"/>
+        <w:rPr>
+          <w:rFonts w:cstheme="minorHAnsi"/>
+          <w:color w:val="0000FF"/>
+          <w:sz w:val="18"/>
+          <w:szCs w:val="18"/>
+          <w:lang w:val="en-GB"/>
+        </w:rPr>
+      </w:pPr>
+      <w:r>
+        <w:rPr>
+          <w:rFonts w:cstheme="minorHAnsi"/>
+          <w:color w:val="0000FF"/>
+          <w:sz w:val="18"/>
+          <w:szCs w:val="18"/>
+          <w:lang w:val="en-GB"/>
+        </w:rPr>
+        <w:t>2.10. How can the calculated economic for ammonia and methanol will be same (next 10, 20, 50 years etc) in the future?</w:t>
+      </w:r>
+    </w:p>
+    <w:p>
+      <w:pPr>
+        <w:spacing w:line="288" w:lineRule="auto"/>
+        <w:jc w:val="both"/>
+        <w:rPr>
+          <w:rFonts w:cstheme="minorHAnsi"/>
+          <w:sz w:val="18"/>
+          <w:szCs w:val="18"/>
+          <w:lang w:val="en-GB"/>
+        </w:rPr>
+      </w:pPr>
+      <w:r>
+        <w:rPr>
+          <w:rFonts w:cstheme="minorHAnsi"/>
+          <w:sz w:val="18"/>
+          <w:szCs w:val="18"/>
+          <w:lang w:val="en-GB"/>
+        </w:rPr>
+        <w:t xml:space="preserve">We agree with the Reviewer that the calculated economic values for fossil ammonia and methanol and green ammonia and methanol may </w:t>
+      </w:r>
+      <w:r>
+        <w:rPr>
+          <w:rFonts w:cstheme="minorHAnsi"/>
+          <w:sz w:val="18"/>
+          <w:szCs w:val="18"/>
+          <w:lang w:val="en-GB"/>
+        </w:rPr>
+        <w:t>vary</w:t>
+      </w:r>
+      <w:r>
+        <w:rPr>
+          <w:rFonts w:cstheme="minorHAnsi"/>
+          <w:sz w:val="18"/>
+          <w:szCs w:val="18"/>
+          <w:lang w:val="en-GB"/>
+        </w:rPr>
+        <w:t xml:space="preserve"> in the next 10, 20, or 50 years. However, due to the unpredictability of energy prices, projections of the production cost of fossil routes are inaccurate and cannot be compared with those of the green routes. </w:t>
+      </w:r>
+      <w:r>
+        <w:rPr>
+          <w:rFonts w:cstheme="minorHAnsi"/>
+          <w:b/>
+          <w:bCs/>
+          <w:sz w:val="18"/>
+          <w:szCs w:val="18"/>
+          <w:lang w:val="en-GB"/>
+        </w:rPr>
+        <w:t>In light of this uncertainty, we perform</w:t>
+      </w:r>
+      <w:r>
+        <w:rPr>
+          <w:rFonts w:cstheme="minorHAnsi"/>
+          <w:b/>
+          <w:bCs/>
+          <w:sz w:val="18"/>
+          <w:szCs w:val="18"/>
+          <w:lang w:val="en-GB"/>
+        </w:rPr>
+        <w:t>ed</w:t>
+      </w:r>
+      <w:r>
+        <w:rPr>
+          <w:rFonts w:cstheme="minorHAnsi"/>
+          <w:b/>
+          <w:bCs/>
+          <w:sz w:val="18"/>
+          <w:szCs w:val="18"/>
+          <w:lang w:val="en-GB"/>
+        </w:rPr>
+        <w:t xml:space="preserve"> a sensitivity analysis by considering varying energy prices to estimate the production costs of the fossil routes and compare them with the future wind</w:t>
+      </w:r>
+      <w:r>
+        <w:rPr>
+          <w:rFonts w:cstheme="minorHAnsi"/>
+          <w:b/>
+          <w:bCs/>
+          <w:sz w:val="18"/>
+          <w:szCs w:val="18"/>
+          <w:lang w:val="en-GB"/>
+        </w:rPr>
+        <w:noBreakHyphen/>
+        <w:t xml:space="preserve">based ammonia and methanol costs. </w:t>
+      </w:r>
+      <w:r>
+        <w:rPr>
+          <w:rFonts w:cstheme="minorHAnsi"/>
+          <w:bCs/>
+          <w:sz w:val="18"/>
+          <w:szCs w:val="18"/>
+          <w:lang w:val="en-GB"/>
+        </w:rPr>
+        <w:t xml:space="preserve">This analysis helps us define the breakeven price of natural gas, at which green routes </w:t>
+      </w:r>
+      <w:r>
+        <w:rPr>
+          <w:rFonts w:cstheme="minorHAnsi"/>
+          <w:bCs/>
+          <w:sz w:val="18"/>
+          <w:szCs w:val="18"/>
+          <w:lang w:val="en-GB"/>
+        </w:rPr>
+        <w:t>would</w:t>
+      </w:r>
+      <w:r>
+        <w:rPr>
+          <w:rFonts w:cstheme="minorHAnsi"/>
+          <w:bCs/>
+          <w:sz w:val="18"/>
+          <w:szCs w:val="18"/>
+          <w:lang w:val="en-GB"/>
+        </w:rPr>
+        <w:t xml:space="preserve"> become economically feasible.</w:t>
+      </w:r>
+      <w:r>
+        <w:rPr>
+          <w:rFonts w:cstheme="minorHAnsi"/>
+          <w:b/>
+          <w:bCs/>
+          <w:sz w:val="18"/>
+          <w:szCs w:val="18"/>
+          <w:lang w:val="en-GB"/>
+        </w:rPr>
+        <w:t xml:space="preserve"> We have incorporated these future estimates in Figure S16 to provide a more insightful outlook. </w:t>
+      </w:r>
+      <w:r>
+        <w:rPr>
+          <w:rFonts w:cstheme="minorHAnsi"/>
+          <w:bCs/>
+          <w:sz w:val="18"/>
+          <w:szCs w:val="18"/>
+          <w:lang w:val="en-GB"/>
+        </w:rPr>
+        <w:t>By 2030, the levelised cost of hydrogen is projected to decrease to 2.8 USD kg</w:t>
+      </w:r>
+      <w:r>
+        <w:rPr>
+          <w:rFonts w:cstheme="minorHAnsi"/>
+          <w:bCs/>
+          <w:sz w:val="18"/>
+          <w:szCs w:val="18"/>
+          <w:vertAlign w:val="superscript"/>
+          <w:lang w:val="en-GB"/>
+        </w:rPr>
+        <w:t>−1</w:t>
+      </w:r>
+      <w:r>
+        <w:rPr>
+          <w:rFonts w:cstheme="minorHAnsi"/>
+          <w:bCs/>
+          <w:sz w:val="18"/>
+          <w:szCs w:val="18"/>
+          <w:lang w:val="en-GB"/>
+        </w:rPr>
+        <w:t xml:space="preserve"> and further decline to 2.1 USD kg</w:t>
+      </w:r>
+      <w:r>
+        <w:rPr>
+          <w:rFonts w:cstheme="minorHAnsi"/>
+          <w:bCs/>
+          <w:sz w:val="18"/>
+          <w:szCs w:val="18"/>
+          <w:vertAlign w:val="superscript"/>
+          <w:lang w:val="en-GB"/>
+        </w:rPr>
+        <w:t>–1</w:t>
+      </w:r>
+      <w:r>
+        <w:rPr>
+          <w:rFonts w:cstheme="minorHAnsi"/>
+          <w:bCs/>
+          <w:sz w:val="18"/>
+          <w:szCs w:val="18"/>
+          <w:lang w:val="en-GB"/>
+        </w:rPr>
+        <w:t xml:space="preserve"> by 2050, according to [Brändle</w:t>
+      </w:r>
+      <w:r>
+        <w:rPr>
+          <w:rFonts w:cstheme="minorHAnsi"/>
+          <w:bCs/>
+          <w:i/>
+          <w:iCs/>
+          <w:sz w:val="18"/>
+          <w:szCs w:val="18"/>
+          <w:lang w:val="en-GB"/>
+        </w:rPr>
+        <w:t xml:space="preserve"> et al</w:t>
+      </w:r>
+      <w:r>
+        <w:rPr>
+          <w:rFonts w:cstheme="minorHAnsi"/>
+          <w:bCs/>
+          <w:iCs/>
+          <w:sz w:val="18"/>
+          <w:szCs w:val="18"/>
+          <w:lang w:val="en-GB"/>
+        </w:rPr>
+        <w:t>.,</w:t>
+      </w:r>
+      <w:r>
+        <w:rPr>
+          <w:rFonts w:cstheme="minorHAnsi"/>
+          <w:bCs/>
+          <w:i/>
+          <w:iCs/>
+          <w:sz w:val="18"/>
+          <w:szCs w:val="18"/>
+          <w:lang w:val="en-GB"/>
+        </w:rPr>
+        <w:t xml:space="preserve"> Appl. Energy</w:t>
+      </w:r>
+      <w:r>
+        <w:rPr>
+          <w:rFonts w:cstheme="minorHAnsi"/>
+          <w:bCs/>
+          <w:iCs/>
+          <w:sz w:val="18"/>
+          <w:szCs w:val="18"/>
+          <w:lang w:val="en-GB"/>
+        </w:rPr>
+        <w:t>,</w:t>
+      </w:r>
+      <w:r>
+        <w:rPr>
+          <w:rFonts w:cstheme="minorHAnsi"/>
+          <w:bCs/>
+          <w:sz w:val="18"/>
+          <w:szCs w:val="18"/>
+          <w:lang w:val="en-GB"/>
+        </w:rPr>
+        <w:t xml:space="preserve"> 2021, 302, 117481]. According to our estimates, production costs for wind</w:t>
+      </w:r>
+      <w:r>
+        <w:rPr>
+          <w:rFonts w:cstheme="minorHAnsi"/>
+          <w:bCs/>
+          <w:sz w:val="18"/>
+          <w:szCs w:val="18"/>
+          <w:lang w:val="en-GB"/>
+        </w:rPr>
+        <w:noBreakHyphen/>
+        <w:t>based ammonia will be between 0.7 and 0.9 USD kg</w:t>
+      </w:r>
+      <w:r>
+        <w:rPr>
+          <w:rFonts w:cstheme="minorHAnsi"/>
+          <w:bCs/>
+          <w:sz w:val="18"/>
+          <w:szCs w:val="18"/>
+          <w:vertAlign w:val="superscript"/>
+          <w:lang w:val="en-GB"/>
+        </w:rPr>
+        <w:t>–1</w:t>
+      </w:r>
+      <w:r>
+        <w:rPr>
+          <w:rFonts w:cstheme="minorHAnsi"/>
+          <w:bCs/>
+          <w:sz w:val="18"/>
+          <w:szCs w:val="18"/>
+          <w:lang w:val="en-GB"/>
+        </w:rPr>
+        <w:t>, while wind</w:t>
+      </w:r>
+      <w:r>
+        <w:rPr>
+          <w:rFonts w:cstheme="minorHAnsi"/>
+          <w:bCs/>
+          <w:sz w:val="18"/>
+          <w:szCs w:val="18"/>
+          <w:lang w:val="en-GB"/>
+        </w:rPr>
+        <w:noBreakHyphen/>
+        <w:t>based methanol ranges from 0.8 to 1.0 USD kg</w:t>
+      </w:r>
+      <w:r>
+        <w:rPr>
+          <w:rFonts w:cstheme="minorHAnsi"/>
+          <w:bCs/>
+          <w:sz w:val="18"/>
+          <w:szCs w:val="18"/>
+          <w:vertAlign w:val="superscript"/>
+          <w:lang w:val="en-GB"/>
+        </w:rPr>
+        <w:t>–1</w:t>
+      </w:r>
+      <w:r>
+        <w:rPr>
+          <w:rFonts w:cstheme="minorHAnsi"/>
+          <w:bCs/>
+          <w:sz w:val="18"/>
+          <w:szCs w:val="18"/>
+          <w:lang w:val="en-GB"/>
+        </w:rPr>
+        <w:t>. The breakeven price of natural gas is calculated to be around 0.8–1.1 USD kg</w:t>
+      </w:r>
+      <w:r>
+        <w:rPr>
+          <w:rFonts w:cstheme="minorHAnsi"/>
+          <w:bCs/>
+          <w:sz w:val="18"/>
+          <w:szCs w:val="18"/>
+          <w:vertAlign w:val="superscript"/>
+          <w:lang w:val="en-GB"/>
+        </w:rPr>
+        <w:t>–1</w:t>
+      </w:r>
+      <w:r>
+        <w:rPr>
+          <w:rFonts w:cstheme="minorHAnsi"/>
+          <w:bCs/>
+          <w:sz w:val="18"/>
+          <w:szCs w:val="18"/>
+          <w:lang w:val="en-GB"/>
+        </w:rPr>
+        <w:t xml:space="preserve"> for ammonia and 1.0–</w:t>
+      </w:r>
+      <w:r>
+        <w:rPr>
+          <w:rFonts w:cstheme="minorHAnsi"/>
+          <w:bCs/>
+          <w:sz w:val="18"/>
+          <w:szCs w:val="18"/>
+          <w:lang w:val="en-GB"/>
+        </w:rPr>
+        <w:lastRenderedPageBreak/>
+        <w:t>1.4 USD kg</w:t>
+      </w:r>
+      <w:r>
+        <w:rPr>
+          <w:rFonts w:cstheme="minorHAnsi"/>
+          <w:bCs/>
+          <w:sz w:val="18"/>
+          <w:szCs w:val="18"/>
+          <w:vertAlign w:val="superscript"/>
+          <w:lang w:val="en-GB"/>
+        </w:rPr>
+        <w:t>–1</w:t>
+      </w:r>
+      <w:r>
+        <w:rPr>
+          <w:rFonts w:cstheme="minorHAnsi"/>
+          <w:bCs/>
+          <w:sz w:val="18"/>
+          <w:szCs w:val="18"/>
+          <w:lang w:val="en-GB"/>
+        </w:rPr>
+        <w:t xml:space="preserve"> for methanol, respectively. These breakeven prices are significantly lower than the natural gas prices in 2022, further reinforcing our conclusions.</w:t>
+      </w:r>
+      <w:r>
+        <w:rPr>
+          <w:rFonts w:cstheme="minorHAnsi"/>
+          <w:b/>
+          <w:bCs/>
+          <w:sz w:val="18"/>
+          <w:szCs w:val="18"/>
+          <w:lang w:val="en-GB"/>
+        </w:rPr>
+        <w:t xml:space="preserve"> We have included this analysis in the results section (page 6, line 28, left column).</w:t>
+      </w:r>
+    </w:p>
+    <w:p>
+      <w:pPr>
+        <w:spacing w:after="0" w:line="288" w:lineRule="auto"/>
+        <w:jc w:val="both"/>
+        <w:rPr>
+          <w:rFonts w:cstheme="minorHAnsi"/>
+          <w:color w:val="0000FF"/>
+          <w:sz w:val="18"/>
+          <w:szCs w:val="18"/>
+          <w:lang w:val="en-GB"/>
+        </w:rPr>
+      </w:pPr>
+      <w:r>
+        <w:rPr>
+          <w:rFonts w:cstheme="minorHAnsi"/>
+          <w:color w:val="0000FF"/>
+          <w:sz w:val="18"/>
+          <w:szCs w:val="18"/>
+          <w:lang w:val="en-GB"/>
+        </w:rPr>
+        <w:t>2.11. Highlight the recent advances and anticipated technologies in near future for the sustainable processes for ammonia and methanol production.</w:t>
+      </w:r>
+    </w:p>
+    <w:p>
+      <w:pPr>
+        <w:spacing w:line="288" w:lineRule="auto"/>
+        <w:jc w:val="both"/>
+        <w:rPr>
+          <w:rFonts w:cstheme="minorHAnsi"/>
+          <w:sz w:val="18"/>
+          <w:szCs w:val="18"/>
+          <w:lang w:val="en-GB"/>
+        </w:rPr>
+      </w:pPr>
+      <w:r>
+        <w:rPr>
+          <w:rFonts w:cstheme="minorHAnsi"/>
+          <w:b/>
+          <w:bCs/>
+          <w:sz w:val="18"/>
+          <w:szCs w:val="18"/>
+          <w:lang w:val="en-GB"/>
+        </w:rPr>
+        <w:t>Referring to the Reviewer’s comments 2.2, 2.3, and 2.4, the introduction of the revised manuscript now incorporates a more detailed discussion on existing and upcoming technologies regarding both ammonia and methanol production (page 1, line 28, left column)</w:t>
+      </w:r>
+      <w:r>
+        <w:rPr>
+          <w:rFonts w:cstheme="minorHAnsi"/>
+          <w:b/>
+          <w:sz w:val="18"/>
+          <w:szCs w:val="18"/>
+          <w:lang w:val="en-GB"/>
+        </w:rPr>
+        <w:t>.</w:t>
+      </w:r>
+      <w:r>
+        <w:rPr>
+          <w:rFonts w:cstheme="minorHAnsi"/>
+          <w:color w:val="0000FF"/>
+          <w:sz w:val="18"/>
+          <w:szCs w:val="18"/>
+          <w:lang w:val="en-GB"/>
+        </w:rPr>
+        <w:t xml:space="preserve"> </w:t>
+      </w:r>
+      <w:r>
+        <w:rPr>
+          <w:rFonts w:cstheme="minorHAnsi"/>
+          <w:sz w:val="18"/>
+          <w:szCs w:val="18"/>
+          <w:lang w:val="en-GB"/>
+        </w:rPr>
+        <w:t xml:space="preserve">We would also like to take this opportunity to shed light on the paragraph included in the discussions section that delves deeper into these upcoming technologies </w:t>
+      </w:r>
+      <w:r>
+        <w:rPr>
+          <w:rFonts w:cstheme="minorHAnsi"/>
+          <w:bCs/>
+          <w:sz w:val="18"/>
+          <w:szCs w:val="18"/>
+          <w:lang w:val="en-GB"/>
+        </w:rPr>
+        <w:t>(page 7, line 7, left column)</w:t>
+      </w:r>
+      <w:r>
+        <w:rPr>
+          <w:rFonts w:cstheme="minorHAnsi"/>
+          <w:sz w:val="18"/>
+          <w:szCs w:val="18"/>
+          <w:lang w:val="en-GB"/>
+        </w:rPr>
+        <w:t>. Notably, the potential of ammonia leaves, i.e., small electrocatalytic reactors coupled to solar power for direct fertiliser production at croplands, are emphasised. We also examine emerging catalysts for methanol synthesis, such as promoted indium oxide and zinc</w:t>
+      </w:r>
+      <w:r>
+        <w:rPr>
+          <w:rFonts w:cstheme="minorHAnsi"/>
+          <w:sz w:val="18"/>
+          <w:szCs w:val="18"/>
+          <w:lang w:val="en-GB"/>
+        </w:rPr>
+        <w:noBreakHyphen/>
+        <w:t>zirconium oxide. We also elaborate on the scope of direct electrocatalytic conversion of CO</w:t>
+      </w:r>
+      <w:r>
+        <w:rPr>
+          <w:rFonts w:cstheme="minorHAnsi"/>
+          <w:sz w:val="18"/>
+          <w:szCs w:val="18"/>
+          <w:vertAlign w:val="subscript"/>
+          <w:lang w:val="en-GB"/>
+        </w:rPr>
+        <w:t>2</w:t>
+      </w:r>
+      <w:r>
+        <w:rPr>
+          <w:rFonts w:cstheme="minorHAnsi"/>
+          <w:sz w:val="18"/>
+          <w:szCs w:val="18"/>
+          <w:lang w:val="en-GB"/>
+        </w:rPr>
+        <w:t xml:space="preserve"> using molybdenum</w:t>
+      </w:r>
+      <w:r>
+        <w:rPr>
+          <w:rFonts w:ascii="Cambria Math" w:hAnsi="Cambria Math" w:cs="Cambria Math"/>
+          <w:sz w:val="18"/>
+          <w:szCs w:val="18"/>
+          <w:lang w:val="en-GB"/>
+        </w:rPr>
+        <w:t>‑</w:t>
+      </w:r>
+      <w:r>
+        <w:rPr>
+          <w:rFonts w:cstheme="minorHAnsi"/>
+          <w:sz w:val="18"/>
+          <w:szCs w:val="18"/>
+          <w:lang w:val="en-GB"/>
+        </w:rPr>
+        <w:t>based catalysts. Moreover, the discussion section also covers the current applicability of these technologies and identifies potential areas of improvement.</w:t>
+      </w:r>
+    </w:p>
+    <w:p>
+      <w:pPr>
+        <w:spacing w:after="0" w:line="288" w:lineRule="auto"/>
+        <w:jc w:val="both"/>
+        <w:rPr>
+          <w:rFonts w:cstheme="minorHAnsi"/>
+          <w:color w:val="0000FF"/>
+          <w:sz w:val="18"/>
+          <w:szCs w:val="18"/>
+          <w:lang w:val="en-GB"/>
+        </w:rPr>
+      </w:pPr>
+      <w:r>
+        <w:rPr>
+          <w:rFonts w:cstheme="minorHAnsi"/>
+          <w:color w:val="0000FF"/>
+          <w:sz w:val="18"/>
+          <w:szCs w:val="18"/>
+          <w:lang w:val="en-GB"/>
+        </w:rPr>
+        <w:t>2.12. The authors have conducted a monthly techno‐economic assessment of Europe and the production costs for green, fossil ammonia and methanol. Nevertheless, in order to ascertain their economic competitiveness, it is necessary to compare them with other nations.</w:t>
+      </w:r>
+    </w:p>
+    <w:p>
+      <w:pPr>
+        <w:spacing w:line="288" w:lineRule="auto"/>
+        <w:jc w:val="both"/>
+        <w:rPr>
+          <w:rFonts w:cstheme="minorHAnsi"/>
+          <w:b/>
+          <w:bCs/>
+          <w:sz w:val="18"/>
+          <w:szCs w:val="18"/>
+          <w:lang w:val="en-GB"/>
+        </w:rPr>
+      </w:pPr>
+      <w:r>
+        <w:rPr>
+          <w:rFonts w:cstheme="minorHAnsi"/>
+          <w:sz w:val="18"/>
+          <w:szCs w:val="18"/>
+          <w:lang w:val="en-GB"/>
+        </w:rPr>
+        <w:t>We appreciate the suggestion from the Reviewer and acknowledge that conducting this comparison would be a valuable study. </w:t>
+      </w:r>
+      <w:r>
+        <w:rPr>
+          <w:rFonts w:cstheme="minorHAnsi"/>
+          <w:b/>
+          <w:bCs/>
+          <w:sz w:val="18"/>
+          <w:szCs w:val="18"/>
+          <w:lang w:val="en-GB"/>
+        </w:rPr>
+        <w:t xml:space="preserve">Hence, we carried out similar calculations as those undertaken for Europe, but this time focusing on the United States (US). </w:t>
+      </w:r>
+      <w:r>
+        <w:rPr>
+          <w:rFonts w:cstheme="minorHAnsi"/>
+          <w:bCs/>
+          <w:sz w:val="18"/>
+          <w:szCs w:val="18"/>
+          <w:lang w:val="en-GB"/>
+        </w:rPr>
+        <w:t>We consider this assessment of high interest since the US mainly remained unaffected by the energy crisis experienced in Europe.</w:t>
+      </w:r>
+      <w:r>
+        <w:rPr>
+          <w:rFonts w:cstheme="minorHAnsi"/>
+          <w:b/>
+          <w:bCs/>
+          <w:sz w:val="18"/>
+          <w:szCs w:val="18"/>
+          <w:lang w:val="en-GB"/>
+        </w:rPr>
+        <w:t xml:space="preserve"> The comparison between production costs in Europe and the US is illustrated in Figure S11. Section 5.2 of the ESI elaborates on the methodolog</w:t>
       </w:r>
       <w:bookmarkStart w:id="2" w:name="_GoBack"/>
       <w:bookmarkEnd w:id="2"/>
       <w:r>
         <w:rPr>
           <w:rFonts w:cstheme="minorHAnsi"/>
-          <w:sz w:val="18"/>
-          <w:szCs w:val="18"/>
-          <w:lang w:val="en-GB"/>
-        </w:rPr>
-        <w:t>ural gas prices, the production costs of fossil ammonia in Europe ranged from 2.1 to 2.5 USD kg</w:t>
-      </w:r>
-      <w:r>
-        <w:rPr>
-          <w:rFonts w:cstheme="minorHAnsi"/>
-          <w:sz w:val="18"/>
-          <w:szCs w:val="18"/>
-          <w:vertAlign w:val="superscript"/>
-          <w:lang w:val="en-GB"/>
-        </w:rPr>
-        <w:t>–1</w:t>
-      </w:r>
-      <w:r>
-        <w:rPr>
-          <w:rFonts w:cstheme="minorHAnsi"/>
-          <w:sz w:val="18"/>
-          <w:szCs w:val="18"/>
-          <w:lang w:val="en-GB"/>
-        </w:rPr>
-        <w:t xml:space="preserve">. </w:t>
-      </w:r>
-      <w:r>
-        <w:rPr>
-          <w:rFonts w:cstheme="minorHAnsi"/>
-          <w:bCs/>
-          <w:sz w:val="18"/>
-          <w:szCs w:val="18"/>
-          <w:lang w:val="en-GB"/>
-        </w:rPr>
-        <w:t>Spain achieved the lowest production cost among European countries, while Denmark had the highest</w:t>
-      </w:r>
-      <w:r>
-        <w:rPr>
-          <w:rFonts w:cstheme="minorHAnsi"/>
-          <w:sz w:val="18"/>
-          <w:szCs w:val="18"/>
-          <w:lang w:val="en-GB"/>
-        </w:rPr>
-        <w:t>. Similarly, the production costs for fossil methanol ranged from 2.1–2.2 USD kg</w:t>
-      </w:r>
-      <w:r>
-        <w:rPr>
-          <w:rFonts w:cstheme="minorHAnsi"/>
-          <w:sz w:val="18"/>
-          <w:szCs w:val="18"/>
-          <w:vertAlign w:val="superscript"/>
-          <w:lang w:val="en-GB"/>
-        </w:rPr>
-        <w:t>–1</w:t>
-      </w:r>
-      <w:r>
-        <w:rPr>
-          <w:rFonts w:cstheme="minorHAnsi"/>
-          <w:sz w:val="18"/>
-          <w:szCs w:val="18"/>
-          <w:lang w:val="en-GB"/>
-        </w:rPr>
-        <w:t xml:space="preserve">. In 2022, France recorded the highest production costs for ammonia and methanol </w:t>
-      </w:r>
-      <w:r>
-        <w:rPr>
-          <w:rFonts w:cstheme="minorHAnsi"/>
-          <w:i/>
-          <w:sz w:val="18"/>
-          <w:szCs w:val="18"/>
-          <w:lang w:val="en-GB"/>
-        </w:rPr>
-        <w:t>via</w:t>
-      </w:r>
-      <w:r>
-        <w:rPr>
-          <w:rFonts w:cstheme="minorHAnsi"/>
-          <w:sz w:val="18"/>
-          <w:szCs w:val="18"/>
-          <w:lang w:val="en-GB"/>
-        </w:rPr>
-        <w:t xml:space="preserve"> the wind pathway at 1.6 USD kg</w:t>
-      </w:r>
-      <w:r>
-        <w:rPr>
-          <w:rFonts w:cstheme="minorHAnsi"/>
-          <w:sz w:val="18"/>
-          <w:szCs w:val="18"/>
-          <w:vertAlign w:val="superscript"/>
-          <w:lang w:val="en-GB"/>
-        </w:rPr>
-        <w:t>–1</w:t>
-      </w:r>
-      <w:r>
-        <w:rPr>
-          <w:rFonts w:cstheme="minorHAnsi"/>
-          <w:sz w:val="18"/>
-          <w:szCs w:val="18"/>
-          <w:lang w:val="en-GB"/>
-        </w:rPr>
-        <w:t xml:space="preserve"> and 2.2 USD kg</w:t>
-      </w:r>
-      <w:r>
-        <w:rPr>
-          <w:rFonts w:cstheme="minorHAnsi"/>
-          <w:sz w:val="18"/>
-          <w:szCs w:val="18"/>
-          <w:vertAlign w:val="superscript"/>
-          <w:lang w:val="en-GB"/>
-        </w:rPr>
-        <w:t>–1</w:t>
-      </w:r>
-      <w:r>
-        <w:rPr>
-          <w:rFonts w:cstheme="minorHAnsi"/>
-          <w:sz w:val="18"/>
-          <w:szCs w:val="18"/>
-          <w:lang w:val="en-GB"/>
-        </w:rPr>
-        <w:t>, respectively, while the Netherlands had the highest production costs for the solar pathway at 2.5 USD kg</w:t>
-      </w:r>
-      <w:r>
-        <w:rPr>
-          <w:rFonts w:cstheme="minorHAnsi"/>
-          <w:sz w:val="18"/>
-          <w:szCs w:val="18"/>
-          <w:vertAlign w:val="superscript"/>
-          <w:lang w:val="en-GB"/>
-        </w:rPr>
-        <w:t>–1</w:t>
-      </w:r>
-      <w:r>
-        <w:rPr>
-          <w:rFonts w:cstheme="minorHAnsi"/>
-          <w:sz w:val="18"/>
-          <w:szCs w:val="18"/>
-          <w:lang w:val="en-GB"/>
-        </w:rPr>
-        <w:t xml:space="preserve"> for ammonia and 3.0 USD kg</w:t>
-      </w:r>
-      <w:r>
-        <w:rPr>
-          <w:rFonts w:cstheme="minorHAnsi"/>
-          <w:sz w:val="18"/>
-          <w:szCs w:val="18"/>
-          <w:vertAlign w:val="superscript"/>
-          <w:lang w:val="en-GB"/>
-        </w:rPr>
-        <w:t xml:space="preserve">–1 </w:t>
-      </w:r>
-      <w:r>
-        <w:rPr>
-          <w:rFonts w:cstheme="minorHAnsi"/>
-          <w:sz w:val="18"/>
-          <w:szCs w:val="18"/>
-          <w:lang w:val="en-GB"/>
-        </w:rPr>
-        <w:t>for methanol. In contrast, Spain demonstrated the lowest production costs for wind-based ammonia at 1.2 USD kg</w:t>
-      </w:r>
-      <w:r>
-        <w:rPr>
-          <w:rFonts w:cstheme="minorHAnsi"/>
-          <w:sz w:val="18"/>
-          <w:szCs w:val="18"/>
-          <w:vertAlign w:val="superscript"/>
-          <w:lang w:val="en-GB"/>
-        </w:rPr>
-        <w:t xml:space="preserve">–1 </w:t>
-      </w:r>
-      <w:r>
-        <w:rPr>
-          <w:rFonts w:cstheme="minorHAnsi"/>
-          <w:sz w:val="18"/>
-          <w:szCs w:val="18"/>
-          <w:lang w:val="en-GB"/>
-        </w:rPr>
-        <w:t>and solar-based ammonia at 2.0 USD kg</w:t>
-      </w:r>
-      <w:r>
-        <w:rPr>
-          <w:rFonts w:cstheme="minorHAnsi"/>
-          <w:sz w:val="18"/>
-          <w:szCs w:val="18"/>
-          <w:vertAlign w:val="superscript"/>
-          <w:lang w:val="en-GB"/>
-        </w:rPr>
-        <w:t>–1</w:t>
-      </w:r>
-      <w:r>
-        <w:rPr>
-          <w:rFonts w:cstheme="minorHAnsi"/>
-          <w:sz w:val="18"/>
-          <w:szCs w:val="18"/>
-          <w:lang w:val="en-GB"/>
-        </w:rPr>
-        <w:t>. Moreover, Spain exhibited the most cost</w:t>
-      </w:r>
-      <w:r>
-        <w:rPr>
-          <w:rFonts w:cstheme="minorHAnsi"/>
-          <w:sz w:val="18"/>
-          <w:szCs w:val="18"/>
-          <w:lang w:val="en-GB"/>
-        </w:rPr>
-        <w:noBreakHyphen/>
-        <w:t>effective wind and solar</w:t>
-      </w:r>
-      <w:r>
-        <w:rPr>
-          <w:rFonts w:cstheme="minorHAnsi"/>
-          <w:sz w:val="18"/>
-          <w:szCs w:val="18"/>
-          <w:lang w:val="en-GB"/>
-        </w:rPr>
-        <w:noBreakHyphen/>
-        <w:t>based methanol production at 1.7 and 2.6 USD kg</w:t>
-      </w:r>
-      <w:r>
-        <w:rPr>
-          <w:rFonts w:cstheme="minorHAnsi"/>
-          <w:sz w:val="18"/>
-          <w:szCs w:val="18"/>
-          <w:vertAlign w:val="superscript"/>
-          <w:lang w:val="en-GB"/>
-        </w:rPr>
-        <w:t>–1</w:t>
-      </w:r>
-      <w:r>
-        <w:rPr>
-          <w:rFonts w:cstheme="minorHAnsi"/>
-          <w:sz w:val="18"/>
-          <w:szCs w:val="18"/>
-          <w:lang w:val="en-GB"/>
-        </w:rPr>
-        <w:t xml:space="preserve">, respectively. </w:t>
-      </w:r>
-      <w:r>
-        <w:rPr>
-          <w:rFonts w:cstheme="minorHAnsi"/>
-          <w:b/>
-          <w:sz w:val="18"/>
-          <w:szCs w:val="18"/>
-          <w:lang w:val="en-GB"/>
-        </w:rPr>
-        <w:t xml:space="preserve">An additional paragraph emphasising the key results from this analysis is included in the revised manuscript </w:t>
-      </w:r>
-      <w:r>
-        <w:rPr>
-          <w:rFonts w:cstheme="minorHAnsi"/>
-          <w:b/>
-          <w:bCs/>
-          <w:sz w:val="18"/>
-          <w:szCs w:val="18"/>
-          <w:lang w:val="en-GB"/>
-        </w:rPr>
-        <w:t>(page 3, line 17, left column).</w:t>
-      </w:r>
-      <w:r>
-        <w:rPr>
-          <w:rFonts w:cstheme="minorHAnsi"/>
-          <w:sz w:val="18"/>
-          <w:szCs w:val="18"/>
-          <w:lang w:val="en-GB"/>
-        </w:rPr>
-        <w:t xml:space="preserve"> </w:t>
-      </w:r>
-      <w:r>
-        <w:rPr>
-          <w:rFonts w:cstheme="minorHAnsi"/>
-          <w:b/>
-          <w:sz w:val="18"/>
-          <w:szCs w:val="18"/>
-          <w:lang w:val="en-GB"/>
-        </w:rPr>
-        <w:t xml:space="preserve">In addition to Figures S9 and S10, Tables S9 and S10 were included in the ESI, presenting the regional data for the levelised cost of electricity and hydrogen for solar and wind, respectively. Furthermore, Section 5 of the ESI was revised to incorporate the methodology used to calculate the regional costs. </w:t>
-      </w:r>
-    </w:p>
-    <w:p>
-      <w:pPr>
-        <w:spacing w:after="0" w:line="288" w:lineRule="auto"/>
-        <w:jc w:val="both"/>
-        <w:rPr>
-          <w:rFonts w:cstheme="minorHAnsi"/>
-          <w:color w:val="0000FF"/>
-          <w:sz w:val="18"/>
-          <w:szCs w:val="18"/>
-          <w:lang w:val="en-GB"/>
-        </w:rPr>
-      </w:pPr>
-      <w:r>
-        <w:rPr>
-          <w:rFonts w:cstheme="minorHAnsi"/>
-          <w:color w:val="0000FF"/>
-          <w:sz w:val="18"/>
-          <w:szCs w:val="18"/>
-          <w:lang w:val="en-GB"/>
-        </w:rPr>
-        <w:t>2.10. How can the calculated economic for ammonia and methanol will be same (next 10, 20, 50 years etc) in the future?</w:t>
-      </w:r>
-    </w:p>
-    <w:p>
-      <w:pPr>
-        <w:spacing w:line="288" w:lineRule="auto"/>
-        <w:jc w:val="both"/>
-        <w:rPr>
-          <w:rFonts w:cstheme="minorHAnsi"/>
-          <w:sz w:val="18"/>
-          <w:szCs w:val="18"/>
-          <w:lang w:val="en-GB"/>
-        </w:rPr>
-      </w:pPr>
-      <w:r>
-        <w:rPr>
-          <w:rFonts w:cstheme="minorHAnsi"/>
-          <w:sz w:val="18"/>
-          <w:szCs w:val="18"/>
-          <w:lang w:val="en-GB"/>
-        </w:rPr>
-        <w:t xml:space="preserve">We agree with the Reviewer that the calculated economic values for fossil ammonia and methanol and green ammonia and methanol may </w:t>
-      </w:r>
-      <w:r>
-        <w:rPr>
-          <w:rFonts w:cstheme="minorHAnsi"/>
-          <w:sz w:val="18"/>
-          <w:szCs w:val="18"/>
-          <w:lang w:val="en-GB"/>
-        </w:rPr>
-        <w:t>vary</w:t>
-      </w:r>
-      <w:r>
-        <w:rPr>
-          <w:rFonts w:cstheme="minorHAnsi"/>
-          <w:sz w:val="18"/>
-          <w:szCs w:val="18"/>
-          <w:lang w:val="en-GB"/>
-        </w:rPr>
-        <w:t xml:space="preserve"> in the next 10, 20, or 50 years. However, due to the unpredictability of energy prices, projections of the production cost of fossil routes are inaccurate and cannot be compared with those of the green routes. </w:t>
-      </w:r>
-      <w:r>
-        <w:rPr>
-          <w:rFonts w:cstheme="minorHAnsi"/>
-          <w:b/>
-          <w:bCs/>
-          <w:sz w:val="18"/>
-          <w:szCs w:val="18"/>
-          <w:lang w:val="en-GB"/>
-        </w:rPr>
-        <w:t>In light of this uncertainty, we perform</w:t>
-      </w:r>
-      <w:r>
-        <w:rPr>
-          <w:rFonts w:cstheme="minorHAnsi"/>
-          <w:b/>
-          <w:bCs/>
-          <w:sz w:val="18"/>
-          <w:szCs w:val="18"/>
-          <w:lang w:val="en-GB"/>
-        </w:rPr>
-        <w:t>ed</w:t>
-      </w:r>
-      <w:r>
-        <w:rPr>
-          <w:rFonts w:cstheme="minorHAnsi"/>
-          <w:b/>
-          <w:bCs/>
-          <w:sz w:val="18"/>
-          <w:szCs w:val="18"/>
-          <w:lang w:val="en-GB"/>
-        </w:rPr>
-        <w:t xml:space="preserve"> a sensitivity analysis by considering varying energy prices to estimate the production costs of the fossil routes and compare them with the future wind</w:t>
-      </w:r>
-      <w:r>
-        <w:rPr>
-          <w:rFonts w:cstheme="minorHAnsi"/>
-          <w:b/>
-          <w:bCs/>
-          <w:sz w:val="18"/>
-          <w:szCs w:val="18"/>
-          <w:lang w:val="en-GB"/>
-        </w:rPr>
-        <w:noBreakHyphen/>
-        <w:t xml:space="preserve">based ammonia and methanol costs. </w:t>
-      </w:r>
-      <w:r>
-        <w:rPr>
-          <w:rFonts w:cstheme="minorHAnsi"/>
-          <w:bCs/>
-          <w:sz w:val="18"/>
-          <w:szCs w:val="18"/>
-          <w:lang w:val="en-GB"/>
-        </w:rPr>
-        <w:t xml:space="preserve">This analysis helps us define the breakeven price of natural gas, at which green routes </w:t>
-      </w:r>
-      <w:r>
-        <w:rPr>
-          <w:rFonts w:cstheme="minorHAnsi"/>
-          <w:bCs/>
-          <w:sz w:val="18"/>
-          <w:szCs w:val="18"/>
-          <w:lang w:val="en-GB"/>
-        </w:rPr>
-        <w:t>would</w:t>
-      </w:r>
-      <w:r>
-        <w:rPr>
-          <w:rFonts w:cstheme="minorHAnsi"/>
-          <w:bCs/>
-          <w:sz w:val="18"/>
-          <w:szCs w:val="18"/>
-          <w:lang w:val="en-GB"/>
-        </w:rPr>
-        <w:t xml:space="preserve"> become economically feasible.</w:t>
-      </w:r>
-      <w:r>
-        <w:rPr>
-          <w:rFonts w:cstheme="minorHAnsi"/>
-          <w:b/>
-          <w:bCs/>
-          <w:sz w:val="18"/>
-          <w:szCs w:val="18"/>
-          <w:lang w:val="en-GB"/>
-        </w:rPr>
-        <w:t xml:space="preserve"> We have incorporated these future estimates in Figure S16 to provide a more insightful outlook. </w:t>
-      </w:r>
-      <w:r>
-        <w:rPr>
-          <w:rFonts w:cstheme="minorHAnsi"/>
-          <w:bCs/>
-          <w:sz w:val="18"/>
-          <w:szCs w:val="18"/>
-          <w:lang w:val="en-GB"/>
-        </w:rPr>
-        <w:t>By 2030, the levelised cost of hydrogen is projected to decrease to 2.8 USD kg</w:t>
-      </w:r>
-      <w:r>
-        <w:rPr>
-          <w:rFonts w:cstheme="minorHAnsi"/>
-          <w:bCs/>
-          <w:sz w:val="18"/>
-          <w:szCs w:val="18"/>
-          <w:vertAlign w:val="superscript"/>
-          <w:lang w:val="en-GB"/>
-        </w:rPr>
-        <w:t>−1</w:t>
-      </w:r>
-      <w:r>
-        <w:rPr>
-          <w:rFonts w:cstheme="minorHAnsi"/>
-          <w:bCs/>
-          <w:sz w:val="18"/>
-          <w:szCs w:val="18"/>
-          <w:lang w:val="en-GB"/>
-        </w:rPr>
-        <w:t xml:space="preserve"> and further decline to 2.1 USD kg</w:t>
-      </w:r>
-      <w:r>
-        <w:rPr>
-          <w:rFonts w:cstheme="minorHAnsi"/>
-          <w:bCs/>
-          <w:sz w:val="18"/>
-          <w:szCs w:val="18"/>
-          <w:vertAlign w:val="superscript"/>
-          <w:lang w:val="en-GB"/>
-        </w:rPr>
-        <w:t>–1</w:t>
-      </w:r>
-      <w:r>
-        <w:rPr>
-          <w:rFonts w:cstheme="minorHAnsi"/>
-          <w:bCs/>
-          <w:sz w:val="18"/>
-          <w:szCs w:val="18"/>
-          <w:lang w:val="en-GB"/>
-        </w:rPr>
-        <w:t xml:space="preserve"> by 2050, according to [Brändle</w:t>
-      </w:r>
-      <w:r>
-        <w:rPr>
-          <w:rFonts w:cstheme="minorHAnsi"/>
-          <w:bCs/>
-          <w:i/>
-          <w:iCs/>
-          <w:sz w:val="18"/>
-          <w:szCs w:val="18"/>
-          <w:lang w:val="en-GB"/>
-        </w:rPr>
-        <w:t xml:space="preserve"> et al</w:t>
-      </w:r>
-      <w:r>
-        <w:rPr>
-          <w:rFonts w:cstheme="minorHAnsi"/>
-          <w:bCs/>
-          <w:iCs/>
-          <w:sz w:val="18"/>
-          <w:szCs w:val="18"/>
-          <w:lang w:val="en-GB"/>
-        </w:rPr>
-        <w:t>.,</w:t>
-      </w:r>
-      <w:r>
-        <w:rPr>
-          <w:rFonts w:cstheme="minorHAnsi"/>
-          <w:bCs/>
-          <w:i/>
-          <w:iCs/>
-          <w:sz w:val="18"/>
-          <w:szCs w:val="18"/>
-          <w:lang w:val="en-GB"/>
-        </w:rPr>
-        <w:t xml:space="preserve"> Appl. Energy</w:t>
-      </w:r>
-      <w:r>
-        <w:rPr>
-          <w:rFonts w:cstheme="minorHAnsi"/>
-          <w:bCs/>
-          <w:iCs/>
-          <w:sz w:val="18"/>
-          <w:szCs w:val="18"/>
-          <w:lang w:val="en-GB"/>
-        </w:rPr>
-        <w:t>,</w:t>
-      </w:r>
-      <w:r>
-        <w:rPr>
-          <w:rFonts w:cstheme="minorHAnsi"/>
-          <w:bCs/>
-          <w:sz w:val="18"/>
-          <w:szCs w:val="18"/>
-          <w:lang w:val="en-GB"/>
-        </w:rPr>
-        <w:t xml:space="preserve"> 2021, 302, 117481]. According to our estimates, production costs for wind</w:t>
-      </w:r>
-      <w:r>
-        <w:rPr>
-          <w:rFonts w:cstheme="minorHAnsi"/>
-          <w:bCs/>
-          <w:sz w:val="18"/>
-          <w:szCs w:val="18"/>
-          <w:lang w:val="en-GB"/>
-        </w:rPr>
-        <w:noBreakHyphen/>
-        <w:t>based ammonia will be between 0.7 and 0.9 USD kg</w:t>
-      </w:r>
-      <w:r>
-        <w:rPr>
-          <w:rFonts w:cstheme="minorHAnsi"/>
-          <w:bCs/>
-          <w:sz w:val="18"/>
-          <w:szCs w:val="18"/>
-          <w:vertAlign w:val="superscript"/>
-          <w:lang w:val="en-GB"/>
-        </w:rPr>
-        <w:t>–1</w:t>
-      </w:r>
-      <w:r>
-        <w:rPr>
-          <w:rFonts w:cstheme="minorHAnsi"/>
-          <w:bCs/>
-          <w:sz w:val="18"/>
-          <w:szCs w:val="18"/>
-          <w:lang w:val="en-GB"/>
-        </w:rPr>
-        <w:t>, while wind</w:t>
-      </w:r>
-      <w:r>
-        <w:rPr>
-          <w:rFonts w:cstheme="minorHAnsi"/>
-          <w:bCs/>
-          <w:sz w:val="18"/>
-          <w:szCs w:val="18"/>
-          <w:lang w:val="en-GB"/>
-        </w:rPr>
-        <w:noBreakHyphen/>
-        <w:t>based methanol ranges from 0.8 to 1.0 USD kg</w:t>
-      </w:r>
-      <w:r>
-        <w:rPr>
-          <w:rFonts w:cstheme="minorHAnsi"/>
-          <w:bCs/>
-          <w:sz w:val="18"/>
-          <w:szCs w:val="18"/>
-          <w:vertAlign w:val="superscript"/>
-          <w:lang w:val="en-GB"/>
-        </w:rPr>
-        <w:t>–1</w:t>
-      </w:r>
-      <w:r>
-        <w:rPr>
-          <w:rFonts w:cstheme="minorHAnsi"/>
-          <w:bCs/>
-          <w:sz w:val="18"/>
-          <w:szCs w:val="18"/>
-          <w:lang w:val="en-GB"/>
-        </w:rPr>
-        <w:t>. The breakeven price of natural gas is calculated to be around 0.8–1.1 USD kg</w:t>
-      </w:r>
-      <w:r>
-        <w:rPr>
-          <w:rFonts w:cstheme="minorHAnsi"/>
-          <w:bCs/>
-          <w:sz w:val="18"/>
-          <w:szCs w:val="18"/>
-          <w:vertAlign w:val="superscript"/>
-          <w:lang w:val="en-GB"/>
-        </w:rPr>
-        <w:t>–1</w:t>
-      </w:r>
-      <w:r>
-        <w:rPr>
-          <w:rFonts w:cstheme="minorHAnsi"/>
-          <w:bCs/>
-          <w:sz w:val="18"/>
-          <w:szCs w:val="18"/>
-          <w:lang w:val="en-GB"/>
-        </w:rPr>
-        <w:t xml:space="preserve"> for ammonia and 1.0–</w:t>
-      </w:r>
-      <w:r>
-        <w:rPr>
-          <w:rFonts w:cstheme="minorHAnsi"/>
-          <w:bCs/>
-          <w:sz w:val="18"/>
-          <w:szCs w:val="18"/>
-          <w:lang w:val="en-GB"/>
-        </w:rPr>
-        <w:lastRenderedPageBreak/>
-        <w:t>1.4 USD kg</w:t>
-      </w:r>
-      <w:r>
-        <w:rPr>
-          <w:rFonts w:cstheme="minorHAnsi"/>
-          <w:bCs/>
-          <w:sz w:val="18"/>
-          <w:szCs w:val="18"/>
-          <w:vertAlign w:val="superscript"/>
-          <w:lang w:val="en-GB"/>
-        </w:rPr>
-        <w:t>–1</w:t>
-      </w:r>
-      <w:r>
-        <w:rPr>
-          <w:rFonts w:cstheme="minorHAnsi"/>
-          <w:bCs/>
-          <w:sz w:val="18"/>
-          <w:szCs w:val="18"/>
-          <w:lang w:val="en-GB"/>
-        </w:rPr>
-        <w:t xml:space="preserve"> for methanol, respectively. These breakeven prices are significantly lower than the natural gas prices in 2022, further reinforcing our conclusions.</w:t>
-      </w:r>
-      <w:r>
-        <w:rPr>
-          <w:rFonts w:cstheme="minorHAnsi"/>
-          <w:b/>
-          <w:bCs/>
-          <w:sz w:val="18"/>
-          <w:szCs w:val="18"/>
-          <w:lang w:val="en-GB"/>
-        </w:rPr>
-        <w:t xml:space="preserve"> We have included this analysis in the results section (page 6, line 28, left column).</w:t>
-      </w:r>
-    </w:p>
-    <w:p>
-      <w:pPr>
-        <w:spacing w:after="0" w:line="288" w:lineRule="auto"/>
-        <w:jc w:val="both"/>
-        <w:rPr>
-          <w:rFonts w:cstheme="minorHAnsi"/>
-          <w:color w:val="0000FF"/>
-          <w:sz w:val="18"/>
-          <w:szCs w:val="18"/>
-          <w:lang w:val="en-GB"/>
-        </w:rPr>
-      </w:pPr>
-      <w:r>
-        <w:rPr>
-          <w:rFonts w:cstheme="minorHAnsi"/>
-          <w:color w:val="0000FF"/>
-          <w:sz w:val="18"/>
-          <w:szCs w:val="18"/>
-          <w:lang w:val="en-GB"/>
-        </w:rPr>
-        <w:t>2.11. Highlight the recent advances and anticipated technologies in near future for the sustainable processes for ammonia and methanol production.</w:t>
-      </w:r>
-    </w:p>
-    <w:p>
-      <w:pPr>
-        <w:spacing w:line="288" w:lineRule="auto"/>
-        <w:jc w:val="both"/>
-        <w:rPr>
-          <w:rFonts w:cstheme="minorHAnsi"/>
-          <w:sz w:val="18"/>
-          <w:szCs w:val="18"/>
-          <w:lang w:val="en-GB"/>
-        </w:rPr>
-      </w:pPr>
-      <w:r>
-        <w:rPr>
-          <w:rFonts w:cstheme="minorHAnsi"/>
-          <w:b/>
-          <w:bCs/>
-          <w:sz w:val="18"/>
-          <w:szCs w:val="18"/>
-          <w:lang w:val="en-GB"/>
-        </w:rPr>
-        <w:t>Referring to the Reviewer’s comments 2.2, 2.3, and 2.4, the introduction of the revised manuscript now incorporates a more detailed discussion on existing and upcoming technologies regarding both ammonia and methanol production (page 1, line 28, left column)</w:t>
-      </w:r>
-      <w:r>
-        <w:rPr>
-          <w:rFonts w:cstheme="minorHAnsi"/>
-          <w:b/>
-          <w:sz w:val="18"/>
-          <w:szCs w:val="18"/>
-          <w:lang w:val="en-GB"/>
-        </w:rPr>
-        <w:t>.</w:t>
-      </w:r>
-      <w:r>
-        <w:rPr>
-          <w:rFonts w:cstheme="minorHAnsi"/>
-          <w:color w:val="0000FF"/>
-          <w:sz w:val="18"/>
-          <w:szCs w:val="18"/>
-          <w:lang w:val="en-GB"/>
-        </w:rPr>
-        <w:t xml:space="preserve"> </w:t>
-      </w:r>
-      <w:r>
-        <w:rPr>
-          <w:rFonts w:cstheme="minorHAnsi"/>
-          <w:sz w:val="18"/>
-          <w:szCs w:val="18"/>
-          <w:lang w:val="en-GB"/>
-        </w:rPr>
-        <w:t xml:space="preserve">We would also like to take this opportunity to shed light on the paragraph included in the discussions section that delves deeper into these upcoming technologies </w:t>
-      </w:r>
-      <w:r>
-        <w:rPr>
-          <w:rFonts w:cstheme="minorHAnsi"/>
-          <w:bCs/>
-          <w:sz w:val="18"/>
-          <w:szCs w:val="18"/>
-          <w:lang w:val="en-GB"/>
-        </w:rPr>
-        <w:t>(page 7, line 7, left column)</w:t>
-      </w:r>
-      <w:r>
-        <w:rPr>
-          <w:rFonts w:cstheme="minorHAnsi"/>
-          <w:sz w:val="18"/>
-          <w:szCs w:val="18"/>
-          <w:lang w:val="en-GB"/>
-        </w:rPr>
-        <w:t>. Notably, the potential of ammonia leaves, i.e., small electrocatalytic reactors coupled to solar power for direct fertiliser production at croplands, are emphasised. We also examine emerging catalysts for methanol synthesis, such as promoted indium oxide and zinc</w:t>
-      </w:r>
-      <w:r>
-        <w:rPr>
-          <w:rFonts w:cstheme="minorHAnsi"/>
-          <w:sz w:val="18"/>
-          <w:szCs w:val="18"/>
-          <w:lang w:val="en-GB"/>
-        </w:rPr>
-        <w:noBreakHyphen/>
-        <w:t>zirconium oxide. We also elaborate on the scope of direct electrocatalytic conversion of CO</w:t>
-      </w:r>
-      <w:r>
-        <w:rPr>
-          <w:rFonts w:cstheme="minorHAnsi"/>
-          <w:sz w:val="18"/>
-          <w:szCs w:val="18"/>
-          <w:vertAlign w:val="subscript"/>
-          <w:lang w:val="en-GB"/>
-        </w:rPr>
-        <w:t>2</w:t>
-      </w:r>
-      <w:r>
-        <w:rPr>
-          <w:rFonts w:cstheme="minorHAnsi"/>
-          <w:sz w:val="18"/>
-          <w:szCs w:val="18"/>
-          <w:lang w:val="en-GB"/>
-        </w:rPr>
-        <w:t xml:space="preserve"> using molybdenum</w:t>
-      </w:r>
-      <w:r>
-        <w:rPr>
-          <w:rFonts w:ascii="Cambria Math" w:hAnsi="Cambria Math" w:cs="Cambria Math"/>
-          <w:sz w:val="18"/>
-          <w:szCs w:val="18"/>
-          <w:lang w:val="en-GB"/>
-        </w:rPr>
-        <w:t>‑</w:t>
-      </w:r>
-      <w:r>
-        <w:rPr>
-          <w:rFonts w:cstheme="minorHAnsi"/>
-          <w:sz w:val="18"/>
-          <w:szCs w:val="18"/>
-          <w:lang w:val="en-GB"/>
-        </w:rPr>
-        <w:t>based catalysts. Moreover, the discussion section also covers the current applicability of these technologies and identifies potential areas of improvement.</w:t>
-      </w:r>
-    </w:p>
-    <w:p>
-      <w:pPr>
-        <w:spacing w:after="0" w:line="288" w:lineRule="auto"/>
-        <w:jc w:val="both"/>
-        <w:rPr>
-          <w:rFonts w:cstheme="minorHAnsi"/>
-          <w:color w:val="0000FF"/>
-          <w:sz w:val="18"/>
-          <w:szCs w:val="18"/>
-          <w:lang w:val="en-GB"/>
-        </w:rPr>
-      </w:pPr>
-      <w:r>
-        <w:rPr>
-          <w:rFonts w:cstheme="minorHAnsi"/>
-          <w:color w:val="0000FF"/>
-          <w:sz w:val="18"/>
-          <w:szCs w:val="18"/>
-          <w:lang w:val="en-GB"/>
-        </w:rPr>
-        <w:t>2.12. The authors have conducted a monthly techno‐economic assessment of Europe and the production costs for green, fossil ammonia and methanol. Nevertheless, in order to ascertain their economic competitiveness, it is necessary to compare them with other nations.</w:t>
-      </w:r>
-    </w:p>
-    <w:p>
-      <w:pPr>
-        <w:spacing w:line="288" w:lineRule="auto"/>
-        <w:jc w:val="both"/>
-        <w:rPr>
-          <w:rFonts w:cstheme="minorHAnsi"/>
-          <w:b/>
-          <w:bCs/>
-          <w:sz w:val="18"/>
-          <w:szCs w:val="18"/>
-          <w:lang w:val="en-GB"/>
-        </w:rPr>
-      </w:pPr>
-      <w:r>
-        <w:rPr>
-          <w:rFonts w:cstheme="minorHAnsi"/>
-          <w:sz w:val="18"/>
-          <w:szCs w:val="18"/>
-          <w:lang w:val="en-GB"/>
-        </w:rPr>
-        <w:t>We appreciate the suggestion from the Reviewer and acknowledge that conducting this comparison would be a valuable study. </w:t>
-      </w:r>
-      <w:r>
-        <w:rPr>
-          <w:rFonts w:cstheme="minorHAnsi"/>
-          <w:b/>
-          <w:bCs/>
-          <w:sz w:val="18"/>
-          <w:szCs w:val="18"/>
-          <w:lang w:val="en-GB"/>
-        </w:rPr>
-        <w:t xml:space="preserve">Hence, we carried out similar calculations as those undertaken for Europe, but this time focusing on the United States (US). </w:t>
-      </w:r>
-      <w:r>
-        <w:rPr>
-          <w:rFonts w:cstheme="minorHAnsi"/>
-          <w:bCs/>
-          <w:sz w:val="18"/>
-          <w:szCs w:val="18"/>
-          <w:lang w:val="en-GB"/>
-        </w:rPr>
-        <w:t>We consider this assessment of high interest since the US mainly remained unaffected by the energy crisis experienced in Europe.</w:t>
-      </w:r>
-      <w:r>
-        <w:rPr>
-          <w:rFonts w:cstheme="minorHAnsi"/>
-          <w:b/>
-          <w:bCs/>
-          <w:sz w:val="18"/>
-          <w:szCs w:val="18"/>
-          <w:lang w:val="en-GB"/>
-        </w:rPr>
-        <w:t xml:space="preserve"> The comparison between production costs in Europe and the US is illustrated in Figure S11. Section 5.2 of the ESI elaborates on the methodology employed to estimate these production costs</w:t>
+          <w:b/>
+          <w:bCs/>
+          <w:sz w:val="18"/>
+          <w:szCs w:val="18"/>
+          <w:lang w:val="en-GB"/>
+        </w:rPr>
+        <w:t>y employed to estimate these production costs</w:t>
       </w:r>
       <w:r>
         <w:rPr>
